--- a/Tuan5/Phieu_BaoCaoHocTapCaNhanNhom02_Tuan5.docx
+++ b/Tuan5/Phieu_BaoCaoHocTapCaNhanNhom02_Tuan5.docx
@@ -5649,7 +5649,7 @@
       </w:pPr>
     </w:p>
     <w:sectPr>
-      <w:pgSz w:w="11906" w:h="16838"/>
+      <w:pgSz w:w="11906" w:h="16838" w:code="9"/>
       <w:pgMar w:top="1418" w:right="1134" w:bottom="1134" w:left="1985" w:header="708" w:footer="708" w:gutter="0"/>
       <w:cols w:space="720"/>
       <w:docGrid w:linePitch="360"/>
